--- a/Modul IML/Pak Fauzi/Draft Materi MOTOR LISTRIK DC DAN AC.docx
+++ b/Modul IML/Pak Fauzi/Draft Materi MOTOR LISTRIK DC DAN AC.docx
@@ -10,11 +10,7 @@
         <w:t xml:space="preserve">MOTOR LISTRIK DC DAN AC </w:t>
       </w:r>
     </w:p>
-    <w:p>
-      <w:pPr>
-        <w:jc w:val="center"/>
-      </w:pPr>
-    </w:p>
+    <w:p/>
     <w:p>
       <w:pPr>
         <w:pStyle w:val="ListParagraph"/>
@@ -279,8 +275,13 @@
         <w:ind w:left="360"/>
         <w:jc w:val="both"/>
       </w:pPr>
-      <w:r>
-        <w:t xml:space="preserve">Bandingkan </w:t>
+      <w:proofErr w:type="spellStart"/>
+      <w:r>
+        <w:t>Bandingkan</w:t>
+      </w:r>
+      <w:proofErr w:type="spellEnd"/>
+      <w:r>
+        <w:t xml:space="preserve"> </w:t>
       </w:r>
       <w:proofErr w:type="spellStart"/>
       <w:r>
@@ -397,8 +398,13 @@
         <w:ind w:left="720"/>
         <w:jc w:val="both"/>
       </w:pPr>
-      <w:r>
-        <w:t xml:space="preserve">Informasiu mum </w:t>
+      <w:proofErr w:type="spellStart"/>
+      <w:r>
+        <w:t>Informasiu</w:t>
+      </w:r>
+      <w:proofErr w:type="spellEnd"/>
+      <w:r>
+        <w:t xml:space="preserve"> mum </w:t>
       </w:r>
       <w:proofErr w:type="spellStart"/>
       <w:r>
@@ -569,7 +575,6 @@
         <w:t xml:space="preserve"> </w:t>
       </w:r>
       <w:proofErr w:type="spellStart"/>
-      <w:proofErr w:type="gramStart"/>
       <w:r>
         <w:t>secara</w:t>
       </w:r>
@@ -582,7 +587,6 @@
         <w:t>mekanik</w:t>
       </w:r>
       <w:proofErr w:type="spellEnd"/>
-      <w:proofErr w:type="gramEnd"/>
       <w:r>
         <w:t xml:space="preserve"> dan </w:t>
       </w:r>
